--- a/docx_resources/Вечірня-Утреня/В,У - Мінея/10-Жовтень/18-__-Луки.docx
+++ b/docx_resources/Вечірня-Утреня/В,У - Мінея/10-Жовтень/18-__-Луки.docx
@@ -1041,6 +1041,7 @@
           <w:b/>
           <w:i/>
           <w:color w:val="FF0000"/>
+          <w:sz w:val="24"/>
         </w:rPr>
         <w:t>Вечірні молитви</w:t>
       </w:r>
@@ -2025,6 +2026,7 @@
           <w:b/>
           <w:i/>
           <w:color w:val="FF0000"/>
+          <w:sz w:val="24"/>
         </w:rPr>
         <w:t>Блажен муж</w:t>
       </w:r>
@@ -2294,6 +2296,7 @@
           <w:b/>
           <w:i/>
           <w:color w:val="FF0000"/>
+          <w:sz w:val="24"/>
         </w:rPr>
         <w:t>Мала єктенія</w:t>
       </w:r>
@@ -3554,6 +3557,7 @@
           <w:b/>
           <w:i/>
           <w:color w:val="FF0000"/>
+          <w:sz w:val="24"/>
         </w:rPr>
         <w:t>Стихири</w:t>
       </w:r>
@@ -4383,6 +4387,7 @@
           <w:b/>
           <w:i/>
           <w:color w:val="FF0000"/>
+          <w:sz w:val="24"/>
         </w:rPr>
         <w:t xml:space="preserve">Прокімен. </w:t>
       </w:r>
@@ -4391,6 +4396,7 @@
           <w:rFonts w:ascii="Times New Roman" w:eastAsia="Times New Roman" w:hAnsi="Times New Roman" w:cs="Times New Roman"/>
           <w:i/>
           <w:color w:val="FF0000"/>
+          <w:sz w:val="24"/>
         </w:rPr>
         <w:t xml:space="preserve">Псалом 22 </w:t>
       </w:r>
@@ -4400,6 +4406,7 @@
           <w:b/>
           <w:i/>
           <w:color w:val="FF0000"/>
+          <w:sz w:val="24"/>
         </w:rPr>
         <w:t>(г. 1):</w:t>
       </w:r>
@@ -4492,6 +4499,7 @@
           <w:b/>
           <w:i/>
           <w:color w:val="FF0000"/>
+          <w:sz w:val="24"/>
         </w:rPr>
         <w:t>Читання</w:t>
       </w:r>
@@ -5001,6 +5009,7 @@
           <w:b/>
           <w:i/>
           <w:color w:val="FF0000"/>
+          <w:sz w:val="24"/>
         </w:rPr>
         <w:t>Єктенія усильного благання</w:t>
       </w:r>
@@ -5468,6 +5477,7 @@
           <w:b/>
           <w:i/>
           <w:color w:val="FF0000"/>
+          <w:sz w:val="24"/>
         </w:rPr>
         <w:t>Сподоби, Господи</w:t>
       </w:r>
@@ -5642,6 +5652,7 @@
           <w:b/>
           <w:i/>
           <w:color w:val="FF0000"/>
+          <w:sz w:val="24"/>
         </w:rPr>
         <w:t>Прохальна єктенія</w:t>
       </w:r>
@@ -7035,6 +7046,7 @@
           <w:b/>
           <w:i/>
           <w:color w:val="FF0000"/>
+          <w:sz w:val="24"/>
         </w:rPr>
         <w:t>Пісня Симеона</w:t>
       </w:r>
@@ -7294,6 +7306,7 @@
           <w:b/>
           <w:i/>
           <w:color w:val="FF0000"/>
+          <w:sz w:val="24"/>
         </w:rPr>
         <w:lastRenderedPageBreak/>
         <w:t>Тропарі</w:t>
@@ -7763,6 +7776,7 @@
           <w:b/>
           <w:i/>
           <w:color w:val="FF0000"/>
+          <w:sz w:val="24"/>
         </w:rPr>
         <w:t>Після Вечірні</w:t>
       </w:r>
@@ -7832,6 +7846,7 @@
       <w:r>
         <w:rPr>
           <w:rFonts w:ascii="Times New Roman" w:hAnsi="Times New Roman" w:cs="Times New Roman"/>
+          <w:sz w:val="24"/>
         </w:rPr>
         <w:br w:type="page"/>
       </w:r>
@@ -10249,6 +10264,7 @@
           <w:b/>
           <w:i/>
           <w:color w:val="FF0000"/>
+          <w:sz w:val="24"/>
         </w:rPr>
         <w:t>Утренні молитви</w:t>
       </w:r>
@@ -11348,6 +11364,7 @@
           <w:b/>
           <w:i/>
           <w:color w:val="FF0000"/>
+          <w:sz w:val="24"/>
         </w:rPr>
         <w:t>Бог Господь...</w:t>
       </w:r>
@@ -11356,6 +11373,7 @@
           <w:rFonts w:ascii="Times New Roman" w:eastAsia="Times New Roman" w:hAnsi="Times New Roman" w:cs="Times New Roman"/>
           <w:i/>
           <w:color w:val="FF0000"/>
+          <w:sz w:val="24"/>
         </w:rPr>
         <w:t xml:space="preserve"> (Пс. 117), глас 5</w:t>
       </w:r>
@@ -11579,6 +11597,7 @@
           <w:b/>
           <w:i/>
           <w:color w:val="FF0000"/>
+          <w:sz w:val="24"/>
         </w:rPr>
         <w:t>Тропарі</w:t>
       </w:r>
@@ -11715,6 +11734,7 @@
           <w:b/>
           <w:i/>
           <w:color w:val="FF0000"/>
+          <w:sz w:val="24"/>
         </w:rPr>
         <w:t>Мала єктенія</w:t>
       </w:r>
@@ -11941,6 +11961,7 @@
           <w:b/>
           <w:i/>
           <w:color w:val="FF0000"/>
+          <w:sz w:val="24"/>
         </w:rPr>
         <w:t>Перший сідальний</w:t>
       </w:r>
@@ -12070,6 +12091,7 @@
           <w:b/>
           <w:i/>
           <w:color w:val="FF0000"/>
+          <w:sz w:val="24"/>
         </w:rPr>
         <w:t>Мала єктенія</w:t>
       </w:r>
@@ -12306,6 +12328,7 @@
           <w:b/>
           <w:i/>
           <w:color w:val="FF0000"/>
+          <w:sz w:val="24"/>
         </w:rPr>
         <w:t>Другий сідальний</w:t>
       </w:r>
@@ -12759,6 +12782,7 @@
           <w:b/>
           <w:i/>
           <w:color w:val="FF0000"/>
+          <w:sz w:val="24"/>
         </w:rPr>
         <w:t>Величання</w:t>
       </w:r>
@@ -12988,6 +13012,7 @@
           <w:b/>
           <w:i/>
           <w:color w:val="FF0000"/>
+          <w:sz w:val="24"/>
         </w:rPr>
         <w:t>Мала єктенія</w:t>
       </w:r>
@@ -13240,6 +13265,7 @@
           <w:b/>
           <w:i/>
           <w:color w:val="FF0000"/>
+          <w:sz w:val="24"/>
         </w:rPr>
         <w:t>Сідальний</w:t>
       </w:r>
@@ -13302,6 +13328,7 @@
           <w:b/>
           <w:i/>
           <w:color w:val="FF0000"/>
+          <w:sz w:val="24"/>
         </w:rPr>
         <w:t xml:space="preserve">Степенна пісня, </w:t>
       </w:r>
@@ -13310,6 +13337,7 @@
           <w:rFonts w:ascii="Times New Roman" w:eastAsia="Times New Roman" w:hAnsi="Times New Roman" w:cs="Times New Roman"/>
           <w:i/>
           <w:color w:val="FF0000"/>
+          <w:sz w:val="24"/>
         </w:rPr>
         <w:t>глас 4</w:t>
       </w:r>
@@ -13570,6 +13598,7 @@
           <w:b/>
           <w:i/>
           <w:color w:val="FF0000"/>
+          <w:sz w:val="24"/>
         </w:rPr>
         <w:t>Прокімен</w:t>
       </w:r>
@@ -14764,6 +14793,7 @@
           <w:b/>
           <w:i/>
           <w:color w:val="FF0000"/>
+          <w:sz w:val="24"/>
         </w:rPr>
         <w:t>Псалом 50</w:t>
       </w:r>
@@ -15364,6 +15394,7 @@
           <w:b/>
           <w:i/>
           <w:color w:val="FF0000"/>
+          <w:sz w:val="24"/>
         </w:rPr>
         <w:lastRenderedPageBreak/>
         <w:t>Єктенія:</w:t>
@@ -16283,6 +16314,7 @@
           <w:b/>
           <w:i/>
           <w:color w:val="FF0000"/>
+          <w:sz w:val="24"/>
         </w:rPr>
         <w:t>Мала єктенія</w:t>
       </w:r>
@@ -17586,6 +17618,7 @@
           <w:b/>
           <w:i/>
           <w:color w:val="FF0000"/>
+          <w:sz w:val="24"/>
         </w:rPr>
         <w:t>Мала єктенія</w:t>
       </w:r>
@@ -18512,6 +18545,7 @@
           <w:b/>
           <w:i/>
           <w:color w:val="FF0000"/>
+          <w:sz w:val="24"/>
         </w:rPr>
         <w:t>Пісня Богородиці</w:t>
       </w:r>
@@ -18761,6 +18795,7 @@
           <w:b/>
           <w:i/>
           <w:color w:val="FF0000"/>
+          <w:sz w:val="24"/>
         </w:rPr>
         <w:t>Пісня 9</w:t>
       </w:r>
@@ -19051,6 +19086,7 @@
           <w:b/>
           <w:i/>
           <w:color w:val="FF0000"/>
+          <w:sz w:val="24"/>
         </w:rPr>
         <w:t>Мала єктенія</w:t>
       </w:r>
@@ -19289,6 +19325,7 @@
           <w:b/>
           <w:i/>
           <w:color w:val="FF0000"/>
+          <w:sz w:val="24"/>
         </w:rPr>
         <w:lastRenderedPageBreak/>
         <w:t>Світильний</w:t>
@@ -19298,6 +19335,7 @@
           <w:rFonts w:ascii="Times New Roman" w:eastAsia="Times New Roman" w:hAnsi="Times New Roman" w:cs="Times New Roman"/>
           <w:i/>
           <w:color w:val="FF0000"/>
+          <w:sz w:val="24"/>
         </w:rPr>
         <w:t>:</w:t>
       </w:r>
@@ -19931,6 +19969,7 @@
           <w:b/>
           <w:i/>
           <w:color w:val="FF0000"/>
+          <w:sz w:val="24"/>
         </w:rPr>
         <w:t>Стихири</w:t>
       </w:r>
@@ -20222,6 +20261,7 @@
           <w:b/>
           <w:i/>
           <w:color w:val="FF0000"/>
+          <w:sz w:val="24"/>
         </w:rPr>
         <w:t>Велике славослов'я</w:t>
       </w:r>
@@ -20776,6 +20816,7 @@
           <w:b/>
           <w:i/>
           <w:color w:val="FF0000"/>
+          <w:sz w:val="24"/>
         </w:rPr>
         <w:t>Тропар</w:t>
       </w:r>
@@ -20868,6 +20909,7 @@
           <w:b/>
           <w:i/>
           <w:color w:val="FF0000"/>
+          <w:sz w:val="24"/>
         </w:rPr>
         <w:t>Єктенія усильного благання</w:t>
       </w:r>
@@ -21189,6 +21231,7 @@
           <w:b/>
           <w:i/>
           <w:color w:val="FF0000"/>
+          <w:sz w:val="24"/>
         </w:rPr>
         <w:t>Прохальна єктенія</w:t>
       </w:r>
